--- a/fuentes/11210049_CF02_CFA_DU.docx
+++ b/fuentes/11210049_CF02_CFA_DU.docx
@@ -205,7 +205,7 @@
               </wp:anchor>
             </w:drawing>
           </mc:Choice>
-          <mc:Fallback xmlns:w16sdtdh="http://schemas.microsoft.com/office/word/2020/wordml/sdtdatahash" xmlns:w16="http://schemas.microsoft.com/office/word/2018/wordml" xmlns:w16cex="http://schemas.microsoft.com/office/word/2018/wordml/cex" xmlns:oel="http://schemas.microsoft.com/office/2019/extlst">
+          <mc:Fallback xmlns:oel="http://schemas.microsoft.com/office/2019/extlst" xmlns:w16cex="http://schemas.microsoft.com/office/word/2018/wordml/cex" xmlns:w16="http://schemas.microsoft.com/office/word/2018/wordml" xmlns:w16sdtdh="http://schemas.microsoft.com/office/word/2020/wordml/sdtdatahash">
             <w:pict>
               <v:rect w14:anchorId="4C256C62" id="Rectángulo 3" o:spid="_x0000_s1026" alt="&quot;&quot;" style="position:absolute;margin-left:-55.95pt;margin-top:26.4pt;width:613.85pt;height:164.25pt;z-index:-251655168;visibility:visible;mso-wrap-style:square;mso-height-percent:0;mso-wrap-distance-left:9pt;mso-wrap-distance-top:0;mso-wrap-distance-right:9pt;mso-wrap-distance-bottom:0;mso-position-horizontal:absolute;mso-position-horizontal-relative:text;mso-position-vertical:absolute;mso-position-vertical-relative:text;mso-height-percent:0;mso-height-relative:margin;v-text-anchor:middle" o:gfxdata="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" fillcolor="#00314d" stroked="f" strokeweight="1pt"/>
             </w:pict>
@@ -540,6 +540,7 @@
           <w:docPartUnique/>
         </w:docPartObj>
       </w:sdtPr>
+      <w:sdtEndPr/>
       <w:sdtContent>
         <w:p>
           <w:pPr>
@@ -728,7 +729,16 @@
                 <w:rStyle w:val="Hipervnculo"/>
                 <w:noProof/>
               </w:rPr>
-              <w:t>1.1. Fundamentos de la comunicación</w:t>
+              <w:t>1.1. Fundamentos de la comunica</w:t>
+            </w:r>
+            <w:bookmarkStart w:id="0" w:name="_GoBack"/>
+            <w:bookmarkEnd w:id="0"/>
+            <w:r>
+              <w:rPr>
+                <w:rStyle w:val="Hipervnculo"/>
+                <w:noProof/>
+              </w:rPr>
+              <w:t>ción</w:t>
             </w:r>
             <w:r>
               <w:rPr>
@@ -2330,12 +2340,12 @@
       <w:pPr>
         <w:pStyle w:val="Titulosgenerales"/>
       </w:pPr>
-      <w:bookmarkStart w:id="0" w:name="_Toc239081750"/>
+      <w:bookmarkStart w:id="1" w:name="_Toc239081750"/>
       <w:r>
         <w:lastRenderedPageBreak/>
         <w:t>Introducción</w:t>
       </w:r>
-      <w:bookmarkEnd w:id="0"/>
+      <w:bookmarkEnd w:id="1"/>
     </w:p>
     <w:p>
       <w:r>
@@ -2590,11 +2600,11 @@
         <w:lastRenderedPageBreak/>
         <w:t xml:space="preserve"> </w:t>
       </w:r>
-      <w:bookmarkStart w:id="1" w:name="_Toc239081751"/>
+      <w:bookmarkStart w:id="2" w:name="_Toc239081751"/>
       <w:r>
         <w:t>Comunicación en el entorno organizacional</w:t>
       </w:r>
-      <w:bookmarkEnd w:id="1"/>
+      <w:bookmarkEnd w:id="2"/>
     </w:p>
     <w:p>
       <w:pPr>
@@ -2811,11 +2821,11 @@
       <w:pPr>
         <w:pStyle w:val="Ttulo2"/>
       </w:pPr>
-      <w:bookmarkStart w:id="2" w:name="_Toc239081752"/>
+      <w:bookmarkStart w:id="3" w:name="_Toc239081752"/>
       <w:r>
         <w:t>Fundamentos de la comunicación</w:t>
       </w:r>
-      <w:bookmarkEnd w:id="2"/>
+      <w:bookmarkEnd w:id="3"/>
     </w:p>
     <w:p>
       <w:pPr>
@@ -3447,11 +3457,11 @@
       <w:pPr>
         <w:pStyle w:val="Ttulo2"/>
       </w:pPr>
-      <w:bookmarkStart w:id="3" w:name="_Toc239081753"/>
+      <w:bookmarkStart w:id="4" w:name="_Toc239081753"/>
       <w:r>
         <w:t>Comunicación verbal y no verbal</w:t>
       </w:r>
-      <w:bookmarkEnd w:id="3"/>
+      <w:bookmarkEnd w:id="4"/>
     </w:p>
     <w:p>
       <w:pPr>
@@ -4222,12 +4232,12 @@
       <w:pPr>
         <w:pStyle w:val="Ttulo2"/>
       </w:pPr>
-      <w:bookmarkStart w:id="4" w:name="_Toc239081754"/>
+      <w:bookmarkStart w:id="5" w:name="_Toc239081754"/>
       <w:r>
         <w:lastRenderedPageBreak/>
         <w:t>Comunicación kinésica, proxémica y paralingüística</w:t>
       </w:r>
-      <w:bookmarkEnd w:id="4"/>
+      <w:bookmarkEnd w:id="5"/>
     </w:p>
     <w:p>
       <w:pPr>
@@ -4474,11 +4484,11 @@
       <w:pPr>
         <w:pStyle w:val="Ttulo2"/>
       </w:pPr>
-      <w:bookmarkStart w:id="5" w:name="_Toc239081755"/>
+      <w:bookmarkStart w:id="6" w:name="_Toc239081755"/>
       <w:r>
         <w:t>Comunicación efectiva en el trabajo</w:t>
       </w:r>
-      <w:bookmarkEnd w:id="5"/>
+      <w:bookmarkEnd w:id="6"/>
     </w:p>
     <w:p>
       <w:pPr>
@@ -4886,12 +4896,12 @@
       <w:pPr>
         <w:pStyle w:val="Ttulo1"/>
       </w:pPr>
-      <w:bookmarkStart w:id="6" w:name="_Toc239081756"/>
+      <w:bookmarkStart w:id="7" w:name="_Toc239081756"/>
       <w:r>
         <w:lastRenderedPageBreak/>
         <w:t>Trabajo colaborativo y trabajo en equipo</w:t>
       </w:r>
-      <w:bookmarkEnd w:id="6"/>
+      <w:bookmarkEnd w:id="7"/>
     </w:p>
     <w:p>
       <w:pPr>
@@ -5108,12 +5118,12 @@
       <w:pPr>
         <w:pStyle w:val="Ttulo2"/>
       </w:pPr>
-      <w:bookmarkStart w:id="7" w:name="_Toc239081757"/>
+      <w:bookmarkStart w:id="8" w:name="_Toc239081757"/>
       <w:r>
         <w:lastRenderedPageBreak/>
         <w:t>Tipos de trabajo grupal</w:t>
       </w:r>
-      <w:bookmarkEnd w:id="7"/>
+      <w:bookmarkEnd w:id="8"/>
     </w:p>
     <w:p>
       <w:pPr>
@@ -5487,11 +5497,11 @@
       <w:pPr>
         <w:pStyle w:val="Ttulo2"/>
       </w:pPr>
-      <w:bookmarkStart w:id="8" w:name="_Toc239081758"/>
+      <w:bookmarkStart w:id="9" w:name="_Toc239081758"/>
       <w:r>
         <w:t>Principios del trabajo colaborativo</w:t>
       </w:r>
-      <w:bookmarkEnd w:id="8"/>
+      <w:bookmarkEnd w:id="9"/>
     </w:p>
     <w:p>
       <w:pPr>
@@ -5827,12 +5837,12 @@
       <w:pPr>
         <w:pStyle w:val="Ttulo2"/>
       </w:pPr>
-      <w:bookmarkStart w:id="9" w:name="_Toc239081759"/>
+      <w:bookmarkStart w:id="10" w:name="_Toc239081759"/>
       <w:r>
         <w:lastRenderedPageBreak/>
         <w:t>Técnicas para el trabajo en equipo</w:t>
       </w:r>
-      <w:bookmarkEnd w:id="9"/>
+      <w:bookmarkEnd w:id="10"/>
     </w:p>
     <w:p>
       <w:pPr>
@@ -6126,12 +6136,12 @@
       <w:pPr>
         <w:pStyle w:val="Ttulo2"/>
       </w:pPr>
-      <w:bookmarkStart w:id="10" w:name="_Toc239081760"/>
+      <w:bookmarkStart w:id="11" w:name="_Toc239081760"/>
       <w:r>
         <w:lastRenderedPageBreak/>
         <w:t>Barreras y estrategias comunicativas</w:t>
       </w:r>
-      <w:bookmarkEnd w:id="10"/>
+      <w:bookmarkEnd w:id="11"/>
     </w:p>
     <w:p>
       <w:pPr>
@@ -6469,12 +6479,12 @@
       <w:pPr>
         <w:pStyle w:val="Ttulo1"/>
       </w:pPr>
-      <w:bookmarkStart w:id="11" w:name="_Toc239081761"/>
+      <w:bookmarkStart w:id="12" w:name="_Toc239081761"/>
       <w:r>
         <w:lastRenderedPageBreak/>
         <w:t>Resolución de problemas organizacionales</w:t>
       </w:r>
-      <w:bookmarkEnd w:id="11"/>
+      <w:bookmarkEnd w:id="12"/>
     </w:p>
     <w:p>
       <w:pPr>
@@ -6685,11 +6695,11 @@
       <w:pPr>
         <w:pStyle w:val="Ttulo2"/>
       </w:pPr>
-      <w:bookmarkStart w:id="12" w:name="_Toc239081762"/>
+      <w:bookmarkStart w:id="13" w:name="_Toc239081762"/>
       <w:r>
         <w:t>Tipos de conflicto organizacional</w:t>
       </w:r>
-      <w:bookmarkEnd w:id="12"/>
+      <w:bookmarkEnd w:id="13"/>
     </w:p>
     <w:p>
       <w:pPr>
@@ -7499,8 +7509,6 @@
         </w:rPr>
         <w:t>.</w:t>
       </w:r>
-      <w:bookmarkStart w:id="13" w:name="_GoBack"/>
-      <w:bookmarkEnd w:id="13"/>
     </w:p>
     <w:p>
       <w:pPr>
@@ -10662,7 +10670,21 @@
           <w:noProof/>
           <w:lang w:eastAsia="es-CO"/>
         </w:rPr>
-        <w:t>A continuación, se presenta el mapa conceptual que organiza de manera visual los ejes temáticos del componente y las relaciones que los articulan:</w:t>
+        <w:t xml:space="preserve">A continuación, se presenta el mapa conceptual que organiza de manera </w:t>
+      </w:r>
+      <w:r>
+        <w:rPr>
+          <w:noProof/>
+          <w:lang w:eastAsia="es-CO"/>
+        </w:rPr>
+        <w:t>estructural</w:t>
+      </w:r>
+      <w:r>
+        <w:rPr>
+          <w:noProof/>
+          <w:lang w:eastAsia="es-CO"/>
+        </w:rPr>
+        <w:t xml:space="preserve"> los ejes temáticos del componente y las relaciones que los articulan:</w:t>
       </w:r>
     </w:p>
     <w:p>
@@ -11578,7 +11600,7 @@
               <w:pStyle w:val="TextoTablas"/>
             </w:pPr>
             <w:r>
-              <w:t>Jorge Eduardo Rueda Peña</w:t>
+              <w:t>Jorge Bustos Gómez</w:t>
             </w:r>
           </w:p>
         </w:tc>
@@ -11594,7 +11616,7 @@
               </w:rPr>
             </w:pPr>
             <w:r>
-              <w:t>Evaluador de contenidos inclusivos y accesibles</w:t>
+              <w:t>Validador y vinculador de recursos educativos digitales</w:t>
             </w:r>
           </w:p>
         </w:tc>
@@ -11626,6 +11648,9 @@
           <w:p>
             <w:pPr>
               <w:pStyle w:val="TextoTablas"/>
+              <w:rPr>
+                <w:lang w:val="es-CO"/>
+              </w:rPr>
             </w:pPr>
             <w:r>
               <w:t>Jorge Bustos Gómez</w:t>
@@ -11645,162 +11670,6 @@
             </w:pPr>
             <w:r>
               <w:t>Validador y vinculador de recursos educativos digitales</w:t>
-            </w:r>
-          </w:p>
-        </w:tc>
-        <w:tc>
-          <w:tcPr>
-            <w:tcW w:w="3969" w:type="dxa"/>
-          </w:tcPr>
-          <w:p>
-            <w:pPr>
-              <w:pStyle w:val="TextoTablas"/>
-              <w:rPr>
-                <w:lang w:val="es-CO"/>
-              </w:rPr>
-            </w:pPr>
-            <w:r>
-              <w:t>Centro de Comercio y Servicios - Regional Tolima</w:t>
-            </w:r>
-          </w:p>
-        </w:tc>
-      </w:tr>
-      <w:tr>
-        <w:tc>
-          <w:tcPr>
-            <w:tcW w:w="2830" w:type="dxa"/>
-          </w:tcPr>
-          <w:p>
-            <w:pPr>
-              <w:pStyle w:val="TextoTablas"/>
-              <w:rPr>
-                <w:lang w:val="es-CO"/>
-              </w:rPr>
-            </w:pPr>
-            <w:r>
-              <w:t>Jorge Eduardo Rueda Peña</w:t>
-            </w:r>
-          </w:p>
-        </w:tc>
-        <w:tc>
-          <w:tcPr>
-            <w:tcW w:w="3261" w:type="dxa"/>
-          </w:tcPr>
-          <w:p>
-            <w:pPr>
-              <w:pStyle w:val="TextoTablas"/>
-              <w:rPr>
-                <w:lang w:val="es-CO"/>
-              </w:rPr>
-            </w:pPr>
-            <w:r>
-              <w:t>Evaluador de contenidos inclusivos y accesibles</w:t>
-            </w:r>
-          </w:p>
-        </w:tc>
-        <w:tc>
-          <w:tcPr>
-            <w:tcW w:w="3969" w:type="dxa"/>
-          </w:tcPr>
-          <w:p>
-            <w:pPr>
-              <w:pStyle w:val="TextoTablas"/>
-              <w:rPr>
-                <w:lang w:val="es-CO"/>
-              </w:rPr>
-            </w:pPr>
-            <w:r>
-              <w:t>Centro de Comercio y Servicios - Regional Tolima</w:t>
-            </w:r>
-          </w:p>
-        </w:tc>
-      </w:tr>
-      <w:tr>
-        <w:trPr>
-          <w:cnfStyle w:val="000000100000" w:firstRow="0" w:lastRow="0" w:firstColumn="0" w:lastColumn="0" w:oddVBand="0" w:evenVBand="0" w:oddHBand="1" w:evenHBand="0" w:firstRowFirstColumn="0" w:firstRowLastColumn="0" w:lastRowFirstColumn="0" w:lastRowLastColumn="0"/>
-        </w:trPr>
-        <w:tc>
-          <w:tcPr>
-            <w:tcW w:w="2830" w:type="dxa"/>
-          </w:tcPr>
-          <w:p>
-            <w:pPr>
-              <w:pStyle w:val="TextoTablas"/>
-              <w:rPr>
-                <w:lang w:val="es-CO"/>
-              </w:rPr>
-            </w:pPr>
-            <w:r>
-              <w:t>Jorge Bustos Gómez</w:t>
-            </w:r>
-          </w:p>
-        </w:tc>
-        <w:tc>
-          <w:tcPr>
-            <w:tcW w:w="3261" w:type="dxa"/>
-          </w:tcPr>
-          <w:p>
-            <w:pPr>
-              <w:pStyle w:val="TextoTablas"/>
-              <w:rPr>
-                <w:lang w:val="es-CO"/>
-              </w:rPr>
-            </w:pPr>
-            <w:r>
-              <w:t>Validador y vinculador de recursos educativos digitales</w:t>
-            </w:r>
-          </w:p>
-        </w:tc>
-        <w:tc>
-          <w:tcPr>
-            <w:tcW w:w="3969" w:type="dxa"/>
-          </w:tcPr>
-          <w:p>
-            <w:pPr>
-              <w:pStyle w:val="TextoTablas"/>
-              <w:rPr>
-                <w:lang w:val="es-CO"/>
-              </w:rPr>
-            </w:pPr>
-            <w:r>
-              <w:t>Centro de Comercio y Servicios - Regional Tolima</w:t>
-            </w:r>
-          </w:p>
-        </w:tc>
-      </w:tr>
-      <w:tr>
-        <w:trPr>
-          <w:trHeight w:val="811"/>
-        </w:trPr>
-        <w:tc>
-          <w:tcPr>
-            <w:tcW w:w="2830" w:type="dxa"/>
-          </w:tcPr>
-          <w:p>
-            <w:pPr>
-              <w:pStyle w:val="TextoTablas"/>
-              <w:rPr>
-                <w:lang w:val="es-CO"/>
-              </w:rPr>
-            </w:pPr>
-            <w:r>
-              <w:t>Jorge Eduardo Rueda Peña</w:t>
-            </w:r>
-          </w:p>
-        </w:tc>
-        <w:tc>
-          <w:tcPr>
-            <w:tcW w:w="3261" w:type="dxa"/>
-          </w:tcPr>
-          <w:p>
-            <w:pPr>
-              <w:pStyle w:val="TextoTablas"/>
-              <w:rPr>
-                <w:lang w:val="es-CO"/>
-              </w:rPr>
-            </w:pPr>
-            <w:r>
-              <w:t>Evaluador de contenidos inclusivos y accesibles</w:t>
             </w:r>
           </w:p>
         </w:tc>
@@ -11878,6 +11747,7 @@
         <w:docPartUnique/>
       </w:docPartObj>
     </w:sdtPr>
+    <w:sdtEndPr/>
     <w:sdtContent>
       <w:p>
         <w:pPr>
@@ -17855,15 +17725,6 @@
 </file>
 
 <file path=customXml/item2.xml><?xml version="1.0" encoding="utf-8"?>
-<?mso-contentType ?>
-<FormTemplates xmlns="http://schemas.microsoft.com/sharepoint/v3/contenttype/forms">
-  <Display>DocumentLibraryForm</Display>
-  <Edit>DocumentLibraryForm</Edit>
-  <New>DocumentLibraryForm</New>
-</FormTemplates>
-</file>
-
-<file path=customXml/item3.xml><?xml version="1.0" encoding="utf-8"?>
 <p:properties xmlns:p="http://schemas.microsoft.com/office/2006/metadata/properties" xmlns:xsi="http://www.w3.org/2001/XMLSchema-instance" xmlns:pc="http://schemas.microsoft.com/office/infopath/2007/PartnerControls">
   <documentManagement>
     <TaxCatchAll xmlns="13c90a0b-73bc-4dc0-be5f-28d77b615beb" xsi:nil="true"/>
@@ -17872,6 +17733,15 @@
     </lcf76f155ced4ddcb4097134ff3c332f>
   </documentManagement>
 </p:properties>
+</file>
+
+<file path=customXml/item3.xml><?xml version="1.0" encoding="utf-8"?>
+<?mso-contentType ?>
+<FormTemplates xmlns="http://schemas.microsoft.com/sharepoint/v3/contenttype/forms">
+  <Display>DocumentLibraryForm</Display>
+  <Edit>DocumentLibraryForm</Edit>
+  <New>DocumentLibraryForm</New>
+</FormTemplates>
 </file>
 
 <file path=customXml/item4.xml><?xml version="1.0" encoding="utf-8"?>
@@ -17898,14 +17768,6 @@
 </file>
 
 <file path=customXml/itemProps2.xml><?xml version="1.0" encoding="utf-8"?>
-<ds:datastoreItem xmlns:ds="http://schemas.openxmlformats.org/officeDocument/2006/customXml" ds:itemID="{10663269-2064-4804-8290-36D4A57F5557}">
-  <ds:schemaRefs>
-    <ds:schemaRef ds:uri="http://schemas.microsoft.com/sharepoint/v3/contenttype/forms"/>
-  </ds:schemaRefs>
-</ds:datastoreItem>
-</file>
-
-<file path=customXml/itemProps3.xml><?xml version="1.0" encoding="utf-8"?>
 <ds:datastoreItem xmlns:ds="http://schemas.openxmlformats.org/officeDocument/2006/customXml" ds:itemID="{1279454D-02BE-4A9C-A117-DCD1573E2608}">
   <ds:schemaRefs>
     <ds:schemaRef ds:uri="http://schemas.microsoft.com/office/2006/metadata/properties"/>
@@ -17916,8 +17778,16 @@
 </ds:datastoreItem>
 </file>
 
+<file path=customXml/itemProps3.xml><?xml version="1.0" encoding="utf-8"?>
+<ds:datastoreItem xmlns:ds="http://schemas.openxmlformats.org/officeDocument/2006/customXml" ds:itemID="{10663269-2064-4804-8290-36D4A57F5557}">
+  <ds:schemaRefs>
+    <ds:schemaRef ds:uri="http://schemas.microsoft.com/sharepoint/v3/contenttype/forms"/>
+  </ds:schemaRefs>
+</ds:datastoreItem>
+</file>
+
 <file path=customXml/itemProps4.xml><?xml version="1.0" encoding="utf-8"?>
-<ds:datastoreItem xmlns:ds="http://schemas.openxmlformats.org/officeDocument/2006/customXml" ds:itemID="{7ABFA3A9-0B27-48BD-8FC0-E4B4C28EECFA}">
+<ds:datastoreItem xmlns:ds="http://schemas.openxmlformats.org/officeDocument/2006/customXml" ds:itemID="{2579FB57-8920-4E2C-B645-E8D81E54F9CD}">
   <ds:schemaRefs>
     <ds:schemaRef ds:uri="http://schemas.openxmlformats.org/officeDocument/2006/bibliography"/>
   </ds:schemaRefs>
